--- a/docs/konferenca/UBT2026_pyetjet_e_shpjeguara.docx
+++ b/docs/konferenca/UBT2026_pyetjet_e_shpjeguara.docx
@@ -1432,7 +1432,7 @@
           <w:color w:val="2F6F45"/>
           <w:sz w:val="20"/>
         </w:rPr>
-        <w:t>Sllajdi rezervë 12 · Confidence intervals: 1, 2, Enter.</w:t>
+        <w:t>Sllajdi rezervë 15 · Confidence intervals: 1, 5, Enter.</w:t>
       </w:r>
     </w:p>
     <w:p>
@@ -2423,7 +2423,7 @@
           <w:color w:val="2F6F45"/>
           <w:sz w:val="20"/>
         </w:rPr>
-        <w:t>Sllajdi rezervë 16 · Extract Method in the interface: 1, 6, Enter.</w:t>
+        <w:t>Sllajdi rezervë 19 · Extract Method in the interface: 1, 9, Enter.</w:t>
       </w:r>
     </w:p>
     <w:p>
@@ -2753,7 +2753,7 @@
           <w:color w:val="2F6F45"/>
           <w:sz w:val="20"/>
         </w:rPr>
-        <w:t>Sllajdi rezervë 13 · Every algorithm: 1, 3, Enter.</w:t>
+        <w:t>Sllajdi rezervë 16 · Every algorithm: 1, 6, Enter.</w:t>
       </w:r>
     </w:p>
     <w:p>
@@ -2809,7 +2809,7 @@
           <w:color w:val="2F6F45"/>
           <w:sz w:val="20"/>
         </w:rPr>
-        <w:t>Sllajdi rezervë 11 · Full detection results: 1, 1, Enter.</w:t>
+        <w:t>Sllajdi rezervë 14 · Full detection results: 1, 4, Enter.</w:t>
       </w:r>
     </w:p>
     <w:p>
@@ -2865,7 +2865,7 @@
           <w:color w:val="2F6F45"/>
           <w:sz w:val="20"/>
         </w:rPr>
-        <w:t>Sllajdi rezervë 11 · Full detection results: 1, 1, Enter.</w:t>
+        <w:t>Sllajdi rezervë 14 · Full detection results: 1, 4, Enter.</w:t>
       </w:r>
     </w:p>
     <w:p>
@@ -2921,7 +2921,7 @@
           <w:color w:val="2F6F45"/>
           <w:sz w:val="20"/>
         </w:rPr>
-        <w:t>Sllajdi rezervë 15 · Verification in detail: 1, 5, Enter.</w:t>
+        <w:t>Sllajdi rezervë 18 · Verification in detail: 1, 8, Enter.</w:t>
       </w:r>
     </w:p>
     <w:p>
@@ -2977,7 +2977,7 @@
           <w:color w:val="2F6F45"/>
           <w:sz w:val="20"/>
         </w:rPr>
-        <w:t>Sllajdi rezervë 15 · Verification in detail: 1, 5, Enter.</w:t>
+        <w:t>Sllajdi rezervë 18 · Verification in detail: 1, 8, Enter.</w:t>
       </w:r>
     </w:p>
     <w:p>
@@ -3178,7 +3178,7 @@
           <w:color w:val="2F6F45"/>
           <w:sz w:val="20"/>
         </w:rPr>
-        <w:t>Sllajdi rezervë 12 · Confidence intervals: 1, 2, Enter.</w:t>
+        <w:t>Sllajdi rezervë 15 · Confidence intervals: 1, 5, Enter.</w:t>
       </w:r>
     </w:p>
     <w:p>
@@ -3277,7 +3277,7 @@
           <w:color w:val="2F6F45"/>
           <w:sz w:val="20"/>
         </w:rPr>
-        <w:t>Sllajdi rezervë 14 · Comparison with PMD: 1, 4, Enter.</w:t>
+        <w:t>Sllajdi rezervë 17 · Comparison with PMD: 1, 7, Enter.</w:t>
       </w:r>
     </w:p>
     <w:p>
@@ -3548,7 +3548,7 @@
           <w:color w:val="2F6F45"/>
           <w:sz w:val="20"/>
         </w:rPr>
-        <w:t>Sllajdi rezervë 16 · Extract Method in the interface: 1, 6, Enter.</w:t>
+        <w:t>Sllajdi rezervë 19 · Extract Method in the interface: 1, 9, Enter.</w:t>
       </w:r>
     </w:p>
     <w:p>
@@ -3620,7 +3620,7 @@
           <w:color w:val="2F6F45"/>
           <w:sz w:val="20"/>
         </w:rPr>
-        <w:t>Sllajdi rezervë 13 · Every algorithm: 1, 3, Enter.</w:t>
+        <w:t>Sllajdi rezervë 16 · Every algorithm: 1, 6, Enter.</w:t>
       </w:r>
     </w:p>
     <w:p>
@@ -3891,7 +3891,7 @@
           <w:color w:val="2F6F45"/>
           <w:sz w:val="20"/>
         </w:rPr>
-        <w:t>Sllajdi rezervë 17 · Comparison with the literature: 1, 7, Enter.</w:t>
+        <w:t>Sllajdi rezervë 20 · Comparison with the literature: 2, 0, Enter.</w:t>
       </w:r>
     </w:p>
     <w:p>
